--- a/hit-catalogue/CY5/syllabus_he.docx
+++ b/hit-catalogue/CY5/syllabus_he.docx
@@ -13,7 +13,7 @@
           <w:sz w:val="30"/>
           <w:rtl/>
         </w:rPr>
-        <w:t>בלוקצ'יין חזון ופרקטיקה - 67007</w:t>
+        <w:t>בלוקצ'יין ומערכות קריפטוגרפיות מבוזרות - 67007</w:t>
       </w:r>
     </w:p>
     <w:p>
@@ -24,7 +24,7 @@
         <w:rPr>
           <w:b w:val="0"/>
         </w:rPr>
-        <w:t>Blockchain &amp; Decentralized Systems</w:t>
+        <w:t>Blockchain and Decentralized Cryptographic Systems</w:t>
       </w:r>
     </w:p>
     <w:p>
